--- a/Revised_KB_Documents/Computer, Device, and Printing Support/Instructions for iPhone and iPad Mobility Printing.docx
+++ b/Revised_KB_Documents/Computer, Device, and Printing Support/Instructions for iPhone and iPad Mobility Printing.docx
@@ -391,8 +391,6 @@
       <w:r>
         <w:rPr>
           <w:rFonts w:ascii="Calibri" w:hAnsi="Calibri"/>
-          <w:b w:val="0"/>
-          <w:i w:val="0"/>
           <w:sz w:val="22"/>
         </w:rPr>
         <w:t xml:space="preserve">Go to </w:t>
@@ -409,47 +407,9 @@
       <w:r>
         <w:rPr>
           <w:rFonts w:ascii="Calibri" w:hAnsi="Calibri"/>
-          <w:b w:val="0"/>
-          <w:i w:val="0"/>
           <w:sz w:val="22"/>
         </w:rPr>
-        <w:t xml:space="preserve"> PaperCut Mobility </w:t>
-      </w:r>
-      <w:r>
-        <w:rPr>
-          <w:rFonts w:ascii="Calibri" w:hAnsi="Calibri"/>
-          <w:b/>
-          <w:i w:val="0"/>
-          <w:sz w:val="22"/>
-        </w:rPr>
-        <w:t>Print</w:t>
-      </w:r>
-      <w:r>
-        <w:rPr>
-          <w:rFonts w:ascii="Calibri" w:hAnsi="Calibri"/>
-          <w:b w:val="0"/>
-          <w:i w:val="0"/>
-          <w:sz w:val="22"/>
-        </w:rPr>
-        <w:t xml:space="preserve"> </w:t>
-      </w:r>
-      <w:r>
-        <w:rPr>
-          <w:rFonts w:ascii="Calibri" w:hAnsi="Calibri"/>
-          <w:b/>
-          <w:i w:val="0"/>
-          <w:sz w:val="22"/>
-        </w:rPr>
-        <w:t>Setup</w:t>
-      </w:r>
-      <w:r>
-        <w:rPr>
-          <w:rFonts w:ascii="Calibri" w:hAnsi="Calibri"/>
-          <w:b w:val="0"/>
-          <w:i w:val="0"/>
-          <w:sz w:val="22"/>
-        </w:rPr>
-        <w:t xml:space="preserve"> Page</w:t>
+        <w:t xml:space="preserve"> PaperCut Mobility Print Setup Page</w:t>
       </w:r>
     </w:p>
     <w:p>
